--- a/w3-scd-effective-date-split/sources/office_department_Q1_Q2_query_HR.docx
+++ b/w3-scd-effective-date-split/sources/office_department_Q1_Q2_query_HR.docx
@@ -59,10 +59,10 @@
       <w:r>
         <w:lastRenderedPageBreak/>
         <w:drawing>
-          <wp:inline distT="0" distB="0" distL="0" distR="0" wp14:anchorId="2918081C" wp14:editId="19FBF284">
-            <wp:extent cx="3965575" cy="8229600"/>
+          <wp:inline distT="0" distB="0" distL="0" distR="0" wp14:anchorId="61B579EB" wp14:editId="0A130850">
+            <wp:extent cx="4485640" cy="8229600"/>
             <wp:effectExtent l="0" t="0" r="0" b="0"/>
-            <wp:docPr id="1956990614" name="Picture 1"/>
+            <wp:docPr id="1512258041" name="Picture 1"/>
             <wp:cNvGraphicFramePr>
               <a:graphicFrameLocks xmlns:a="http://schemas.openxmlformats.org/drawingml/2006/main" noChangeAspect="1"/>
             </wp:cNvGraphicFramePr>
@@ -70,7 +70,7 @@
               <a:graphicData uri="http://schemas.openxmlformats.org/drawingml/2006/picture">
                 <pic:pic xmlns:pic="http://schemas.openxmlformats.org/drawingml/2006/picture">
                   <pic:nvPicPr>
-                    <pic:cNvPr id="1956990614" name=""/>
+                    <pic:cNvPr id="1512258041" name=""/>
                     <pic:cNvPicPr/>
                   </pic:nvPicPr>
                   <pic:blipFill>
@@ -82,7 +82,7 @@
                   <pic:spPr>
                     <a:xfrm>
                       <a:off x="0" y="0"/>
-                      <a:ext cx="3965575" cy="8229600"/>
+                      <a:ext cx="4485640" cy="8229600"/>
                     </a:xfrm>
                     <a:prstGeom prst="rect">
                       <a:avLst/>
@@ -99,10 +99,10 @@
       <w:r>
         <w:lastRenderedPageBreak/>
         <w:drawing>
-          <wp:inline distT="0" distB="0" distL="0" distR="0" wp14:anchorId="2EA73C78" wp14:editId="60C78B2D">
-            <wp:extent cx="5230495" cy="8229600"/>
-            <wp:effectExtent l="0" t="0" r="8255" b="0"/>
-            <wp:docPr id="626784135" name="Picture 1"/>
+          <wp:inline distT="0" distB="0" distL="0" distR="0" wp14:anchorId="25C435C0" wp14:editId="734EDA71">
+            <wp:extent cx="5604510" cy="8229600"/>
+            <wp:effectExtent l="0" t="0" r="0" b="0"/>
+            <wp:docPr id="744962580" name="Picture 1"/>
             <wp:cNvGraphicFramePr>
               <a:graphicFrameLocks xmlns:a="http://schemas.openxmlformats.org/drawingml/2006/main" noChangeAspect="1"/>
             </wp:cNvGraphicFramePr>
@@ -110,7 +110,7 @@
               <a:graphicData uri="http://schemas.openxmlformats.org/drawingml/2006/picture">
                 <pic:pic xmlns:pic="http://schemas.openxmlformats.org/drawingml/2006/picture">
                   <pic:nvPicPr>
-                    <pic:cNvPr id="626784135" name=""/>
+                    <pic:cNvPr id="744962580" name=""/>
                     <pic:cNvPicPr/>
                   </pic:nvPicPr>
                   <pic:blipFill>
@@ -122,7 +122,7 @@
                   <pic:spPr>
                     <a:xfrm>
                       <a:off x="0" y="0"/>
-                      <a:ext cx="5230495" cy="8229600"/>
+                      <a:ext cx="5604510" cy="8229600"/>
                     </a:xfrm>
                     <a:prstGeom prst="rect">
                       <a:avLst/>
@@ -139,10 +139,10 @@
       <w:r>
         <w:lastRenderedPageBreak/>
         <w:drawing>
-          <wp:inline distT="0" distB="0" distL="0" distR="0" wp14:anchorId="0F59DE2B" wp14:editId="09FDEC8C">
-            <wp:extent cx="5943600" cy="6267450"/>
-            <wp:effectExtent l="0" t="0" r="0" b="0"/>
-            <wp:docPr id="1895245965" name="Picture 1"/>
+          <wp:inline distT="0" distB="0" distL="0" distR="0" wp14:anchorId="51F62C4B" wp14:editId="57BA7258">
+            <wp:extent cx="5943600" cy="5617210"/>
+            <wp:effectExtent l="0" t="0" r="0" b="2540"/>
+            <wp:docPr id="187953925" name="Picture 1"/>
             <wp:cNvGraphicFramePr>
               <a:graphicFrameLocks xmlns:a="http://schemas.openxmlformats.org/drawingml/2006/main" noChangeAspect="1"/>
             </wp:cNvGraphicFramePr>
@@ -150,7 +150,7 @@
               <a:graphicData uri="http://schemas.openxmlformats.org/drawingml/2006/picture">
                 <pic:pic xmlns:pic="http://schemas.openxmlformats.org/drawingml/2006/picture">
                   <pic:nvPicPr>
-                    <pic:cNvPr id="1895245965" name=""/>
+                    <pic:cNvPr id="187953925" name=""/>
                     <pic:cNvPicPr/>
                   </pic:nvPicPr>
                   <pic:blipFill>
@@ -162,7 +162,55 @@
                   <pic:spPr>
                     <a:xfrm>
                       <a:off x="0" y="0"/>
-                      <a:ext cx="5943600" cy="6267450"/>
+                      <a:ext cx="5943600" cy="5617210"/>
+                    </a:xfrm>
+                    <a:prstGeom prst="rect">
+                      <a:avLst/>
+                    </a:prstGeom>
+                  </pic:spPr>
+                </pic:pic>
+              </a:graphicData>
+            </a:graphic>
+          </wp:inline>
+        </w:drawing>
+      </w:r>
+    </w:p>
+    <w:p/>
+    <w:p/>
+    <w:p/>
+    <w:p>
+      <w:r>
+        <w:t>Q2 query starts</w:t>
+      </w:r>
+    </w:p>
+    <w:p>
+      <w:r>
+        <w:lastRenderedPageBreak/>
+        <w:drawing>
+          <wp:inline distT="0" distB="0" distL="0" distR="0" wp14:anchorId="7CEB8BBC" wp14:editId="415ED0D9">
+            <wp:extent cx="5943600" cy="3957955"/>
+            <wp:effectExtent l="0" t="0" r="0" b="4445"/>
+            <wp:docPr id="1356110016" name="Picture 1"/>
+            <wp:cNvGraphicFramePr>
+              <a:graphicFrameLocks xmlns:a="http://schemas.openxmlformats.org/drawingml/2006/main" noChangeAspect="1"/>
+            </wp:cNvGraphicFramePr>
+            <a:graphic xmlns:a="http://schemas.openxmlformats.org/drawingml/2006/main">
+              <a:graphicData uri="http://schemas.openxmlformats.org/drawingml/2006/picture">
+                <pic:pic xmlns:pic="http://schemas.openxmlformats.org/drawingml/2006/picture">
+                  <pic:nvPicPr>
+                    <pic:cNvPr id="1356110016" name=""/>
+                    <pic:cNvPicPr/>
+                  </pic:nvPicPr>
+                  <pic:blipFill>
+                    <a:blip r:embed="rId8"/>
+                    <a:stretch>
+                      <a:fillRect/>
+                    </a:stretch>
+                  </pic:blipFill>
+                  <pic:spPr>
+                    <a:xfrm>
+                      <a:off x="0" y="0"/>
+                      <a:ext cx="5943600" cy="3957955"/>
                     </a:xfrm>
                     <a:prstGeom prst="rect">
                       <a:avLst/>
@@ -178,18 +226,11 @@
     <w:p/>
     <w:p>
       <w:r>
-        <w:t>Q2 query starts</w:t>
-      </w:r>
-    </w:p>
-    <w:p/>
-    <w:p>
-      <w:r>
-        <w:lastRenderedPageBreak/>
         <w:drawing>
-          <wp:inline distT="0" distB="0" distL="0" distR="0" wp14:anchorId="309B8C17" wp14:editId="73073C87">
-            <wp:extent cx="5943600" cy="4524375"/>
-            <wp:effectExtent l="0" t="0" r="0" b="9525"/>
-            <wp:docPr id="254255323" name="Picture 1"/>
+          <wp:inline distT="0" distB="0" distL="0" distR="0" wp14:anchorId="1D669A2B" wp14:editId="464B5208">
+            <wp:extent cx="5943600" cy="3456305"/>
+            <wp:effectExtent l="0" t="0" r="0" b="0"/>
+            <wp:docPr id="1516115920" name="Picture 1"/>
             <wp:cNvGraphicFramePr>
               <a:graphicFrameLocks xmlns:a="http://schemas.openxmlformats.org/drawingml/2006/main" noChangeAspect="1"/>
             </wp:cNvGraphicFramePr>
@@ -197,11 +238,11 @@
               <a:graphicData uri="http://schemas.openxmlformats.org/drawingml/2006/picture">
                 <pic:pic xmlns:pic="http://schemas.openxmlformats.org/drawingml/2006/picture">
                   <pic:nvPicPr>
-                    <pic:cNvPr id="254255323" name=""/>
+                    <pic:cNvPr id="1516115920" name=""/>
                     <pic:cNvPicPr/>
                   </pic:nvPicPr>
                   <pic:blipFill>
-                    <a:blip r:embed="rId8"/>
+                    <a:blip r:embed="rId9"/>
                     <a:stretch>
                       <a:fillRect/>
                     </a:stretch>
@@ -209,7 +250,7 @@
                   <pic:spPr>
                     <a:xfrm>
                       <a:off x="0" y="0"/>
-                      <a:ext cx="5943600" cy="4524375"/>
+                      <a:ext cx="5943600" cy="3456305"/>
                     </a:xfrm>
                     <a:prstGeom prst="rect">
                       <a:avLst/>
@@ -226,10 +267,10 @@
       <w:r>
         <w:lastRenderedPageBreak/>
         <w:drawing>
-          <wp:inline distT="0" distB="0" distL="0" distR="0" wp14:anchorId="1EE4C095" wp14:editId="48BCD265">
-            <wp:extent cx="5925377" cy="6401693"/>
-            <wp:effectExtent l="0" t="0" r="0" b="0"/>
-            <wp:docPr id="952329746" name="Picture 1"/>
+          <wp:inline distT="0" distB="0" distL="0" distR="0" wp14:anchorId="241FF003" wp14:editId="5CDD2E54">
+            <wp:extent cx="5943600" cy="6907530"/>
+            <wp:effectExtent l="0" t="0" r="0" b="7620"/>
+            <wp:docPr id="463277052" name="Picture 1"/>
             <wp:cNvGraphicFramePr>
               <a:graphicFrameLocks xmlns:a="http://schemas.openxmlformats.org/drawingml/2006/main" noChangeAspect="1"/>
             </wp:cNvGraphicFramePr>
@@ -237,11 +278,11 @@
               <a:graphicData uri="http://schemas.openxmlformats.org/drawingml/2006/picture">
                 <pic:pic xmlns:pic="http://schemas.openxmlformats.org/drawingml/2006/picture">
                   <pic:nvPicPr>
-                    <pic:cNvPr id="952329746" name=""/>
+                    <pic:cNvPr id="463277052" name=""/>
                     <pic:cNvPicPr/>
                   </pic:nvPicPr>
                   <pic:blipFill>
-                    <a:blip r:embed="rId9"/>
+                    <a:blip r:embed="rId10"/>
                     <a:stretch>
                       <a:fillRect/>
                     </a:stretch>
@@ -249,7 +290,7 @@
                   <pic:spPr>
                     <a:xfrm>
                       <a:off x="0" y="0"/>
-                      <a:ext cx="5925377" cy="6401693"/>
+                      <a:ext cx="5943600" cy="6907530"/>
                     </a:xfrm>
                     <a:prstGeom prst="rect">
                       <a:avLst/>
@@ -262,6 +303,7 @@
         </w:drawing>
       </w:r>
     </w:p>
+    <w:p/>
     <w:p/>
     <w:sectPr>
       <w:pgSz w:w="12240" w:h="15840"/>
